--- a/thesis/docx/220064_Bia.anhlh240199.docx
+++ b/thesis/docx/220064_Bia.anhlh240199.docx
@@ -41,44 +41,37 @@
           <w:sz w:val="26"/>
           <w:szCs w:val="26"/>
         </w:rPr>
+        <w:t xml:space="preserve"> KỸ THUẬT VÀ CÔNG NGHỆ</w:t>
+      </w:r>
+    </w:p>
+    <w:p>
+      <w:pPr>
+        <w:jc w:val="center"/>
+        <w:outlineLvl w:val="0"/>
+        <w:rPr>
+          <w:b/>
+          <w:sz w:val="26"/>
+          <w:szCs w:val="26"/>
+        </w:rPr>
+      </w:pPr>
+      <w:r>
+        <w:rPr>
+          <w:b/>
+          <w:sz w:val="26"/>
+          <w:szCs w:val="26"/>
+        </w:rPr>
+        <w:t>KHOA</w:t>
+      </w:r>
+      <w:r>
+        <w:rPr>
+          <w:b/>
+          <w:sz w:val="26"/>
+          <w:szCs w:val="26"/>
+        </w:rPr>
         <w:t xml:space="preserve"> </w:t>
       </w:r>
       <w:r>
         <w:rPr>
-          <w:sz w:val="26"/>
-          <w:szCs w:val="26"/>
-        </w:rPr>
-        <w:t>ĐẠI HỌC TRÀ VINH</w:t>
-      </w:r>
-    </w:p>
-    <w:p>
-      <w:pPr>
-        <w:jc w:val="center"/>
-        <w:outlineLvl w:val="0"/>
-        <w:rPr>
-          <w:b/>
-          <w:sz w:val="26"/>
-          <w:szCs w:val="26"/>
-        </w:rPr>
-      </w:pPr>
-      <w:r>
-        <w:rPr>
-          <w:b/>
-          <w:sz w:val="26"/>
-          <w:szCs w:val="26"/>
-        </w:rPr>
-        <w:t>KHOA</w:t>
-      </w:r>
-      <w:r>
-        <w:rPr>
-          <w:b/>
-          <w:sz w:val="26"/>
-          <w:szCs w:val="26"/>
-        </w:rPr>
-        <w:t xml:space="preserve"> </w:t>
-      </w:r>
-      <w:r>
-        <w:rPr>
           <w:b/>
           <w:sz w:val="26"/>
           <w:szCs w:val="26"/>
@@ -123,7 +116,7 @@
           <w:lang w:eastAsia="vi-VN"/>
         </w:rPr>
         <w:drawing>
-          <wp:inline distT="0" distB="0" distL="0" distR="0" wp14:anchorId="1308D942" wp14:editId="3B9ADF61">
+          <wp:inline distT="0" distB="0" distL="0" distR="0" wp14:anchorId="1308D942" wp14:editId="7C56140D">
             <wp:extent cx="914400" cy="899160"/>
             <wp:effectExtent l="0" t="0" r="0" b="0"/>
             <wp:docPr id="1" name="Picture 1"/>
@@ -249,7 +242,7 @@
           <w:sz w:val="26"/>
           <w:szCs w:val="26"/>
         </w:rPr>
-        <w:t>III</w:t>
+        <w:t>V</w:t>
       </w:r>
       <w:r>
         <w:rPr>
@@ -2355,6 +2348,7 @@
   <w:style w:type="character" w:default="1" w:styleId="DefaultParagraphFont">
     <w:name w:val="Default Paragraph Font"/>
     <w:uiPriority w:val="1"/>
+    <w:semiHidden/>
     <w:unhideWhenUsed/>
   </w:style>
   <w:style w:type="table" w:default="1" w:styleId="TableNormal">

--- a/thesis/docx/220064_Bia.anhlh240199.docx
+++ b/thesis/docx/220064_Bia.anhlh240199.docx
@@ -116,7 +116,7 @@
           <w:lang w:eastAsia="vi-VN"/>
         </w:rPr>
         <w:drawing>
-          <wp:inline distT="0" distB="0" distL="0" distR="0" wp14:anchorId="1308D942" wp14:editId="7C56140D">
+          <wp:inline distT="0" distB="0" distL="0" distR="0" wp14:anchorId="1308D942" wp14:editId="0B085353">
             <wp:extent cx="914400" cy="899160"/>
             <wp:effectExtent l="0" t="0" r="0" b="0"/>
             <wp:docPr id="1" name="Picture 1"/>
@@ -393,7 +393,7 @@
         <mc:AlternateContent>
           <mc:Choice Requires="wps">
             <w:drawing>
-              <wp:anchor distT="0" distB="0" distL="114300" distR="114300" simplePos="0" relativeHeight="251657216" behindDoc="0" locked="0" layoutInCell="1" allowOverlap="1" wp14:anchorId="55838600" wp14:editId="14420411">
+              <wp:anchor distT="0" distB="0" distL="114300" distR="114300" simplePos="0" relativeHeight="251657216" behindDoc="0" locked="0" layoutInCell="1" allowOverlap="1" wp14:anchorId="55838600" wp14:editId="457D26BB">
                 <wp:simplePos x="0" y="0"/>
                 <wp:positionH relativeFrom="column">
                   <wp:posOffset>571500</wp:posOffset>
@@ -2614,6 +2614,29 @@
       <w:lang w:eastAsia="en-US"/>
     </w:rPr>
   </w:style>
+  <w:style w:type="character" w:styleId="Hyperlink">
+    <w:name w:val="Hyperlink"/>
+    <w:basedOn w:val="DefaultParagraphFont"/>
+    <w:uiPriority w:val="99"/>
+    <w:unhideWhenUsed/>
+    <w:rsid w:val="00840235"/>
+    <w:rPr>
+      <w:color w:val="467886" w:themeColor="hyperlink"/>
+      <w:u w:val="single"/>
+    </w:rPr>
+  </w:style>
+  <w:style w:type="character" w:styleId="UnresolvedMention">
+    <w:name w:val="Unresolved Mention"/>
+    <w:basedOn w:val="DefaultParagraphFont"/>
+    <w:uiPriority w:val="99"/>
+    <w:semiHidden/>
+    <w:unhideWhenUsed/>
+    <w:rsid w:val="00840235"/>
+    <w:rPr>
+      <w:color w:val="605E5C"/>
+      <w:shd w:val="clear" w:color="auto" w:fill="E1DFDD"/>
+    </w:rPr>
+  </w:style>
 </w:styles>
 </file>
 
